--- a/en/files/sessions/s4_exercises.docx
+++ b/en/files/sessions/s4_exercises.docx
@@ -943,18 +943,7 @@
         <w:t>The two papers</w:t>
       </w:r>
       <w:r>
-        <w:t xml:space="preserve"> (course folder, </w:t>
-      </w:r>
-      <w:r>
-        <w:rPr>
-          <w:rFonts w:ascii="Consolas" w:hAnsi="Consolas" w:cs="Consolas" w:eastAsia="Consolas"/>
-          <w:color w:val="0B376C"/>
-          <w:sz w:val="19"/>
-        </w:rPr>
-        <w:t>Course/Papers</w:t>
-      </w:r>
-      <w:r>
-        <w:t>): Paper 1, Boulet 2024 (a pilot randomised trial of restrictive fluids); Paper 2, Hyun 2023 (a registry cohort of fluid balance and death).</w:t>
+        <w:t xml:space="preserve"> (PDFs sent before Session 1): Paper 1, Boulet 2024 (a pilot randomised trial of restrictive fluids); Paper 2, Hyun 2023 (a registry cohort of fluid balance and death).</w:t>
       </w:r>
     </w:p>
     <w:p>

--- a/en/files/sessions/s4_exercises.docx
+++ b/en/files/sessions/s4_exercises.docx
@@ -140,63 +140,11 @@
       </w:pPr>
     </w:p>
     <w:p>
-      <w:r>
-        <w:t>This sheet is sent by email before the session, as a Word file and as a PDF. Keep it open on your screen and type your answers into the Word file (or print the PDF). Have a pen, paper and a calculator (or your phone) ready. For the calculations, simple division is enough. The instructor checks every answer live with the 2x2 calculator (</w:t>
-      </w:r>
-      <w:r>
-        <w:rPr>
-          <w:rFonts w:ascii="Consolas" w:hAnsi="Consolas" w:cs="Consolas" w:eastAsia="Consolas"/>
-          <w:color w:val="0B376C"/>
-          <w:sz w:val="19"/>
-        </w:rPr>
-        <w:t>Course/Resources/tools/2x2_calculator.xlsx</w:t>
-      </w:r>
-      <w:r>
-        <w:t>).</w:t>
-      </w:r>
-    </w:p>
-    <w:p>
       <w:pPr>
         <w:keepNext/>
       </w:pPr>
       <w:r>
-        <w:t xml:space="preserve">All in-session exercises are done by the </w:t>
-      </w:r>
-      <w:r>
-        <w:rPr>
-          <w:b/>
-        </w:rPr>
-        <w:t>whole class together</w:t>
-      </w:r>
-      <w:r>
-        <w:t xml:space="preserve">: the instructor shows each item on the shared screen, you answer in the </w:t>
-      </w:r>
-      <w:r>
-        <w:rPr>
-          <w:b/>
-        </w:rPr>
-        <w:t>poll</w:t>
-      </w:r>
-      <w:r>
-        <w:t xml:space="preserve"> or the </w:t>
-      </w:r>
-      <w:r>
-        <w:rPr>
-          <w:b/>
-        </w:rPr>
-        <w:t>chat</w:t>
-      </w:r>
-      <w:r>
-        <w:t xml:space="preserve">, and the instructor types the class answer on the shared screen. There are no groups. The proposal builder (Part F) is your </w:t>
-      </w:r>
-      <w:r>
-        <w:rPr>
-          <w:b/>
-        </w:rPr>
-        <w:t>own</w:t>
-      </w:r>
-      <w:r>
-        <w:t xml:space="preserve"> individual work.</w:t>
+        <w:t>Type your answers in the Word file, or print the PDF. Have a pen, paper and a calculator (or your phone) ready. Simple division is enough.</w:t>
       </w:r>
     </w:p>
     <w:tbl>
@@ -913,7 +861,7 @@
               <w:rPr>
                 <w:sz w:val="19"/>
               </w:rPr>
-              <w:t>Instructor models it live; then you draft your own</w:t>
+              <w:t>Instructor models it live, then you draft your own</w:t>
             </w:r>
           </w:p>
         </w:tc>
@@ -943,7 +891,7 @@
         <w:t>The two papers</w:t>
       </w:r>
       <w:r>
-        <w:t xml:space="preserve"> (PDFs sent before Session 1): Paper 1, Boulet 2024 (a pilot randomised trial of restrictive fluids); Paper 2, Hyun 2023 (a registry cohort of fluid balance and death).</w:t>
+        <w:t xml:space="preserve"> (PDFs sent before Session 1): Paper 1, Boulet 2024 (a pilot randomised trial of restrictive fluids), Paper 2, Hyun 2023 (a registry cohort of fluid balance and death).</w:t>
       </w:r>
     </w:p>
     <w:p>
@@ -965,7 +913,7 @@
         <w:t>Other abbreviations on this sheet:</w:t>
       </w:r>
       <w:r>
-        <w:t xml:space="preserve"> ICU = intensive care unit; CI = confidence interval; RCT = randomised controlled trial.</w:t>
+        <w:t xml:space="preserve"> ICU = intensive care unit, CI = confidence interval, RCT = randomised controlled trial.</w:t>
       </w:r>
     </w:p>
     <w:p>
@@ -4620,7 +4568,7 @@
         <w:t>How it runs.</w:t>
       </w:r>
       <w:r>
-        <w:t xml:space="preserve"> The instructor shows the plot on the shared screen and asks each question as a poll or in the chat. The plot is the one shown in section 4.3 (six hypothetical trials of restrictive vs usual fluids; outcome death; fixed-effect pooling).</w:t>
+        <w:t xml:space="preserve"> The instructor shows the plot on the shared screen and asks each question as a poll or in the chat. The plot is the one shown in section 4.3 (six hypothetical trials of restrictive vs usual fluids, outcome death, fixed-effect pooling).</w:t>
       </w:r>
     </w:p>
     <w:p>
@@ -5367,18 +5315,7 @@
         <w:t>AMSTAR 2</w:t>
       </w:r>
       <w:r>
-        <w:t xml:space="preserve"> (systematic reviews). A one-page chooser is in </w:t>
-      </w:r>
-      <w:r>
-        <w:rPr>
-          <w:rFonts w:ascii="Consolas" w:hAnsi="Consolas" w:cs="Consolas" w:eastAsia="Consolas"/>
-          <w:color w:val="0B376C"/>
-          <w:sz w:val="19"/>
-        </w:rPr>
-        <w:t>Course/Resources/Risk_of_Bias_Tool_Chooser.pdf</w:t>
-      </w:r>
-      <w:r>
-        <w:t>.</w:t>
+        <w:t xml:space="preserve"> (systematic reviews).</w:t>
       </w:r>
     </w:p>
     <w:tbl>
@@ -5918,28 +5855,6 @@
       </w:r>
     </w:p>
     <w:p>
-      <w:r>
-        <w:rPr>
-          <w:b/>
-        </w:rPr>
-        <w:t>This is your own work.</w:t>
-      </w:r>
-      <w:r>
-        <w:t xml:space="preserve"> Every participant writes their own research proposal on a question from their own department (see </w:t>
-      </w:r>
-      <w:r>
-        <w:rPr>
-          <w:rFonts w:ascii="Consolas" w:hAnsi="Consolas" w:cs="Consolas" w:eastAsia="Consolas"/>
-          <w:color w:val="0B376C"/>
-          <w:sz w:val="19"/>
-        </w:rPr>
-        <w:t>Course/Assignment/proposal_brief.md</w:t>
-      </w:r>
-      <w:r>
-        <w:t>).</w:t>
-      </w:r>
-    </w:p>
-    <w:p>
       <w:pPr>
         <w:keepNext/>
       </w:pPr>
@@ -6025,7 +5940,7 @@
         <w:t>Feedback (7 min).</w:t>
       </w:r>
       <w:r>
-        <w:t xml:space="preserve"> Three volunteers paste one bias and its fix in the chat; the instructor comments.</w:t>
+        <w:t xml:space="preserve"> Three volunteers paste one bias and its fix in the chat, the instructor comments.</w:t>
       </w:r>
     </w:p>
     <w:p>
@@ -6038,7 +5953,7 @@
           <w:color w:val="0B376C"/>
           <w:sz w:val="19"/>
         </w:rPr>
-        <w:t>Course/Templates/Research_Proposal_Template.docx</w:t>
+        <w:t>Research_Proposal_Template.docx</w:t>
       </w:r>
       <w:r>
         <w:t xml:space="preserve">, Part 2). Rows 1-3 (design, setting, population) were drafted after Session 3. For every outcome write </w:t>
